--- a/ethics/recruitment-template 26-3-26.docx
+++ b/ethics/recruitment-template 26-3-26.docx
@@ -160,10 +160,19 @@
         <w:t>3</w:t>
       </w:r>
       <w:r>
-        <w:t>–20 min), once every few month</w:t>
-      </w:r>
-      <w:r>
-        <w:t>s</w:t>
+        <w:t xml:space="preserve">–20 min), </w:t>
+      </w:r>
+      <w:r>
+        <w:t xml:space="preserve">roughly </w:t>
+      </w:r>
+      <w:r>
+        <w:t xml:space="preserve">once </w:t>
+      </w:r>
+      <w:r>
+        <w:t>a</w:t>
+      </w:r>
+      <w:r>
+        <w:t xml:space="preserve"> month</w:t>
       </w:r>
     </w:p>
     <w:p>
@@ -193,13 +202,18 @@
     </w:p>
     <w:p>
       <w:r>
-        <w:t xml:space="preserve"> Any Python coder, aged 18+. Whether you never use AI tools or use them for everything</w:t>
+        <w:t>Any Python coder, aged 18+. Whether you never use AI tools or use them for everything</w:t>
       </w:r>
       <w:r>
         <w:t xml:space="preserve">. </w:t>
       </w:r>
       <w:r>
         <w:t xml:space="preserve"> </w:t>
+      </w:r>
+    </w:p>
+    <w:p>
+      <w:r>
+        <w:t>Study materials are currently in English, so you should only sign up if you are comfortable reading study information and task instructions in English.</w:t>
       </w:r>
     </w:p>
     <w:p>
@@ -303,10 +317,18 @@
         <w:t>"Longitudinal Assessment of the Relationship Between AI-Assisted Coding Practices and Python Coding Skill"</w:t>
       </w:r>
     </w:p>
-    <w:p/>
-    <w:p>
-      <w:r>
-        <w:t>We are investigating whether the proportion of coding time spent on AI-assisted work (such as using GitHub Copilot, ChatGPT, Cursor, or similar tools) predicts changes in manual Python coding skill over time. This is a citizen-science study. There is no right answer, and we want to hear from coders at every point on the spectrum, from those who never use AI tools to those who use them for almost everything.</w:t>
+    <w:p>
+      <w:r>
+        <w:t xml:space="preserve">We are investigating whether the proportion of coding time spent on AI-assisted work (such as using GitHub Copilot, ChatGPT, Cursor, or similar tools) predicts changes in manual Python coding skill over </w:t>
+      </w:r>
+      <w:r>
+        <w:lastRenderedPageBreak/>
+        <w:t>time. This is a citizen-science study. There is no right answer, and we want to hear from coders at every point on the spectrum, from those who never use AI tools to those who use them for almost everything.</w:t>
+      </w:r>
+    </w:p>
+    <w:p>
+      <w:r>
+        <w:t>Study materials are currently in English, so you should only sign up if you are comfortable reading study information and task instructions in English.</w:t>
       </w:r>
     </w:p>
     <w:p>
@@ -321,7 +343,6 @@
           <w:b/>
           <w:bCs/>
         </w:rPr>
-        <w:lastRenderedPageBreak/>
         <w:t>What participation involves:</w:t>
       </w:r>
     </w:p>
@@ -357,7 +378,7 @@
     </w:p>
     <w:p>
       <w:r>
-        <w:t>- Returning roughly once a month (minimum 28 days between sessions)</w:t>
+        <w:t>- Returning roughly once a month</w:t>
       </w:r>
     </w:p>
     <w:p>

--- a/ethics/recruitment-template 26-3-26.docx
+++ b/ethics/recruitment-template 26-3-26.docx
@@ -153,8 +153,23 @@
       </w:r>
     </w:p>
     <w:p>
-      <w:r>
-        <w:t>- Short Python coding challenges (~</w:t>
+      <w:pPr>
+        <w:pStyle w:val="ListParagraph"/>
+        <w:numPr>
+          <w:ilvl w:val="0"/>
+          <w:numId w:val="6"/>
+        </w:numPr>
+        <w:pPrChange w:id="0" w:author="Woods, Andy" w:date="2026-04-16T18:08:00Z" w16du:dateUtc="2026-04-16T17:08:00Z">
+          <w:pPr/>
+        </w:pPrChange>
+      </w:pPr>
+      <w:del w:id="1" w:author="Woods, Andy" w:date="2026-04-16T18:08:00Z" w16du:dateUtc="2026-04-16T17:08:00Z">
+        <w:r>
+          <w:delText xml:space="preserve">- </w:delText>
+        </w:r>
+      </w:del>
+      <w:r>
+        <w:t>Short Python coding challenges (~</w:t>
       </w:r>
       <w:r>
         <w:t>3</w:t>
@@ -162,27 +177,84 @@
       <w:r>
         <w:t xml:space="preserve">–20 min), </w:t>
       </w:r>
-      <w:r>
-        <w:t xml:space="preserve">roughly </w:t>
-      </w:r>
-      <w:r>
-        <w:t xml:space="preserve">once </w:t>
-      </w:r>
-      <w:r>
-        <w:t>a</w:t>
-      </w:r>
-      <w:r>
-        <w:t xml:space="preserve"> month</w:t>
-      </w:r>
-    </w:p>
-    <w:p>
-      <w:r>
-        <w:t>- A brief survey about your coding habits</w:t>
-      </w:r>
-    </w:p>
-    <w:p>
-      <w:r>
-        <w:t>- You get your own performance trend dashboard</w:t>
+      <w:del w:id="2" w:author="Woods, Andy" w:date="2026-04-16T18:08:00Z" w16du:dateUtc="2026-04-16T17:08:00Z">
+        <w:r>
+          <w:delText xml:space="preserve">once </w:delText>
+        </w:r>
+      </w:del>
+      <w:ins w:id="3" w:author="Woods, Andy" w:date="2026-04-16T18:08:00Z" w16du:dateUtc="2026-04-16T17:08:00Z">
+        <w:r>
+          <w:t>roughly</w:t>
+        </w:r>
+        <w:r>
+          <w:t xml:space="preserve"> </w:t>
+        </w:r>
+      </w:ins>
+      <w:del w:id="4" w:author="Woods, Andy" w:date="2026-04-16T18:08:00Z" w16du:dateUtc="2026-04-16T17:08:00Z">
+        <w:r>
+          <w:delText xml:space="preserve">every </w:delText>
+        </w:r>
+      </w:del>
+      <w:ins w:id="5" w:author="Woods, Andy" w:date="2026-04-16T18:08:00Z" w16du:dateUtc="2026-04-16T17:08:00Z">
+        <w:r>
+          <w:t>once a</w:t>
+        </w:r>
+        <w:r>
+          <w:t xml:space="preserve"> </w:t>
+        </w:r>
+      </w:ins>
+      <w:del w:id="6" w:author="Woods, Andy" w:date="2026-04-16T18:08:00Z" w16du:dateUtc="2026-04-16T17:08:00Z">
+        <w:r>
+          <w:delText xml:space="preserve">few </w:delText>
+        </w:r>
+      </w:del>
+      <w:r>
+        <w:t>month</w:t>
+      </w:r>
+      <w:del w:id="7" w:author="Woods, Andy" w:date="2026-04-16T18:08:00Z" w16du:dateUtc="2026-04-16T17:08:00Z">
+        <w:r>
+          <w:delText>s</w:delText>
+        </w:r>
+      </w:del>
+    </w:p>
+    <w:p>
+      <w:pPr>
+        <w:pStyle w:val="ListParagraph"/>
+        <w:numPr>
+          <w:ilvl w:val="0"/>
+          <w:numId w:val="6"/>
+        </w:numPr>
+        <w:pPrChange w:id="8" w:author="Woods, Andy" w:date="2026-04-16T18:08:00Z" w16du:dateUtc="2026-04-16T17:08:00Z">
+          <w:pPr/>
+        </w:pPrChange>
+      </w:pPr>
+      <w:del w:id="9" w:author="Woods, Andy" w:date="2026-04-16T18:08:00Z" w16du:dateUtc="2026-04-16T17:08:00Z">
+        <w:r>
+          <w:delText xml:space="preserve">- </w:delText>
+        </w:r>
+      </w:del>
+      <w:r>
+        <w:t>A brief survey about your coding habits</w:t>
+      </w:r>
+    </w:p>
+    <w:p>
+      <w:pPr>
+        <w:pStyle w:val="ListParagraph"/>
+        <w:numPr>
+          <w:ilvl w:val="0"/>
+          <w:numId w:val="6"/>
+        </w:numPr>
+        <w:pPrChange w:id="10" w:author="Woods, Andy" w:date="2026-04-16T18:08:00Z" w16du:dateUtc="2026-04-16T17:08:00Z">
+          <w:pPr/>
+        </w:pPrChange>
+      </w:pPr>
+      <w:del w:id="11" w:author="Woods, Andy" w:date="2026-04-16T18:08:00Z" w16du:dateUtc="2026-04-16T17:08:00Z">
+        <w:r>
+          <w:delText xml:space="preserve">- </w:delText>
+        </w:r>
+      </w:del>
+      <w:r>
+        <w:t>You get your own performance trend dashboard</w:t>
       </w:r>
     </w:p>
     <w:p>
@@ -201,30 +273,81 @@
       </w:r>
     </w:p>
     <w:p>
+      <w:pPr>
+        <w:pStyle w:val="ListParagraph"/>
+        <w:numPr>
+          <w:ilvl w:val="0"/>
+          <w:numId w:val="7"/>
+        </w:numPr>
+        <w:rPr>
+          <w:ins w:id="12" w:author="Woods, Andy" w:date="2026-04-16T18:09:00Z" w16du:dateUtc="2026-04-16T17:09:00Z"/>
+        </w:rPr>
+      </w:pPr>
+      <w:del w:id="13" w:author="Woods, Andy" w:date="2026-04-16T18:08:00Z" w16du:dateUtc="2026-04-16T17:08:00Z">
+        <w:r>
+          <w:delText xml:space="preserve"> </w:delText>
+        </w:r>
+      </w:del>
       <w:r>
         <w:t>Any Python coder, aged 18+. Whether you never use AI tools or use them for everything</w:t>
       </w:r>
-      <w:r>
-        <w:t xml:space="preserve">. </w:t>
-      </w:r>
+      <w:del w:id="14" w:author="Woods, Andy" w:date="2026-04-16T18:08:00Z" w16du:dateUtc="2026-04-16T17:08:00Z">
+        <w:r>
+          <w:delText xml:space="preserve">. </w:delText>
+        </w:r>
+      </w:del>
       <w:r>
         <w:t xml:space="preserve"> </w:t>
       </w:r>
     </w:p>
     <w:p>
-      <w:r>
-        <w:t>Study materials are currently in English, so you should only sign up if you are comfortable reading study information and task instructions in English.</w:t>
-      </w:r>
-    </w:p>
-    <w:p>
+      <w:pPr>
+        <w:pStyle w:val="ListParagraph"/>
+        <w:numPr>
+          <w:ilvl w:val="0"/>
+          <w:numId w:val="7"/>
+        </w:numPr>
+        <w:pPrChange w:id="15" w:author="Woods, Andy" w:date="2026-04-16T18:08:00Z" w16du:dateUtc="2026-04-16T17:08:00Z">
+          <w:pPr/>
+        </w:pPrChange>
+      </w:pPr>
+      <w:ins w:id="16" w:author="Woods, Andy" w:date="2026-04-16T18:09:00Z" w16du:dateUtc="2026-04-16T17:09:00Z">
+        <w:r>
+          <w:t>Study materials are currently in English, so you should only sign up if you are comfortable reading study information and task instructions in English</w:t>
+        </w:r>
+      </w:ins>
+    </w:p>
+    <w:p>
+      <w:pPr>
+        <w:pStyle w:val="ListParagraph"/>
+        <w:numPr>
+          <w:ilvl w:val="0"/>
+          <w:numId w:val="7"/>
+        </w:numPr>
+        <w:pPrChange w:id="17" w:author="Woods, Andy" w:date="2026-04-16T18:08:00Z" w16du:dateUtc="2026-04-16T17:08:00Z">
+          <w:pPr/>
+        </w:pPrChange>
+      </w:pPr>
       <w:r>
         <w:t>No AI assistance during challenges</w:t>
       </w:r>
-      <w:r>
-        <w:t>.</w:t>
-      </w:r>
-    </w:p>
-    <w:p>
+      <w:del w:id="18" w:author="Woods, Andy" w:date="2026-04-16T18:08:00Z" w16du:dateUtc="2026-04-16T17:08:00Z">
+        <w:r>
+          <w:delText>.</w:delText>
+        </w:r>
+      </w:del>
+    </w:p>
+    <w:p>
+      <w:pPr>
+        <w:pStyle w:val="ListParagraph"/>
+        <w:numPr>
+          <w:ilvl w:val="0"/>
+          <w:numId w:val="7"/>
+        </w:numPr>
+        <w:pPrChange w:id="19" w:author="Woods, Andy" w:date="2026-04-16T18:08:00Z" w16du:dateUtc="2026-04-16T17:08:00Z">
+          <w:pPr/>
+        </w:pPrChange>
+      </w:pPr>
       <w:r>
         <w:t>Interested? Sign up and read more: [</w:t>
       </w:r>
@@ -305,6 +428,7 @@
     <w:p>
       <w:pPr>
         <w:rPr>
+          <w:del w:id="20" w:author="Woods, Andy" w:date="2026-04-16T18:09:00Z" w16du:dateUtc="2026-04-16T17:09:00Z"/>
           <w:b/>
           <w:bCs/>
         </w:rPr>
@@ -317,19 +441,24 @@
         <w:t>"Longitudinal Assessment of the Relationship Between AI-Assisted Coding Practices and Python Coding Skill"</w:t>
       </w:r>
     </w:p>
-    <w:p>
-      <w:r>
-        <w:t xml:space="preserve">We are investigating whether the proportion of coding time spent on AI-assisted work (such as using GitHub Copilot, ChatGPT, Cursor, or similar tools) predicts changes in manual Python coding skill over </w:t>
-      </w:r>
-      <w:r>
-        <w:lastRenderedPageBreak/>
-        <w:t>time. This is a citizen-science study. There is no right answer, and we want to hear from coders at every point on the spectrum, from those who never use AI tools to those who use them for almost everything.</w:t>
-      </w:r>
-    </w:p>
-    <w:p>
-      <w:r>
-        <w:t>Study materials are currently in English, so you should only sign up if you are comfortable reading study information and task instructions in English.</w:t>
-      </w:r>
+    <w:p/>
+    <w:p>
+      <w:pPr>
+        <w:rPr>
+          <w:ins w:id="21" w:author="Woods, Andy" w:date="2026-04-16T18:09:00Z" w16du:dateUtc="2026-04-16T17:09:00Z"/>
+        </w:rPr>
+      </w:pPr>
+      <w:r>
+        <w:t>We are investigating whether the proportion of coding time spent on AI-assisted work (such as using GitHub Copilot, ChatGPT, Cursor, or similar tools) predicts changes in manual Python coding skill over time. This is a citizen-science study. There is no right answer, and we want to hear from coders at every point on the spectrum, from those who never use AI tools to those who use them for almost everything.</w:t>
+      </w:r>
+    </w:p>
+    <w:p>
+      <w:ins w:id="22" w:author="Woods, Andy" w:date="2026-04-16T18:09:00Z" w16du:dateUtc="2026-04-16T17:09:00Z">
+        <w:r>
+          <w:lastRenderedPageBreak/>
+          <w:t>Study materials are currently in English, so you should only sign up if you are comfortable reading study information and task instructions in English.</w:t>
+        </w:r>
+      </w:ins>
     </w:p>
     <w:p>
       <w:pPr>
@@ -378,7 +507,7 @@
     </w:p>
     <w:p>
       <w:r>
-        <w:t>- Returning roughly once a month</w:t>
+        <w:t>- Returning roughly once a month (minimum 28 days between sessions)</w:t>
       </w:r>
     </w:p>
     <w:p>
@@ -507,6 +636,7 @@
           <w:b/>
           <w:bCs/>
         </w:rPr>
+        <w:lastRenderedPageBreak/>
         <w:t>This study has been reviewed and approved by the Research Ethics Committee at Royal Holloway, University of London.</w:t>
       </w:r>
     </w:p>
@@ -845,6 +975,119 @@
     </w:lvl>
   </w:abstractNum>
   <w:abstractNum w:abstractNumId="2" w15:restartNumberingAfterBreak="0">
+    <w:nsid w:val="30380966"/>
+    <w:multiLevelType w:val="hybridMultilevel"/>
+    <w:tmpl w:val="723ABFC6"/>
+    <w:lvl w:ilvl="0" w:tplc="08090001">
+      <w:start w:val="1"/>
+      <w:numFmt w:val="bullet"/>
+      <w:lvlText w:val=""/>
+      <w:lvlJc w:val="left"/>
+      <w:pPr>
+        <w:ind w:left="720" w:hanging="360"/>
+      </w:pPr>
+      <w:rPr>
+        <w:rFonts w:ascii="Symbol" w:hAnsi="Symbol" w:hint="default"/>
+      </w:rPr>
+    </w:lvl>
+    <w:lvl w:ilvl="1" w:tplc="08090003" w:tentative="1">
+      <w:start w:val="1"/>
+      <w:numFmt w:val="bullet"/>
+      <w:lvlText w:val="o"/>
+      <w:lvlJc w:val="left"/>
+      <w:pPr>
+        <w:ind w:left="1440" w:hanging="360"/>
+      </w:pPr>
+      <w:rPr>
+        <w:rFonts w:ascii="Courier New" w:hAnsi="Courier New" w:cs="Courier New" w:hint="default"/>
+      </w:rPr>
+    </w:lvl>
+    <w:lvl w:ilvl="2" w:tplc="08090005" w:tentative="1">
+      <w:start w:val="1"/>
+      <w:numFmt w:val="bullet"/>
+      <w:lvlText w:val=""/>
+      <w:lvlJc w:val="left"/>
+      <w:pPr>
+        <w:ind w:left="2160" w:hanging="360"/>
+      </w:pPr>
+      <w:rPr>
+        <w:rFonts w:ascii="Wingdings" w:hAnsi="Wingdings" w:hint="default"/>
+      </w:rPr>
+    </w:lvl>
+    <w:lvl w:ilvl="3" w:tplc="08090001" w:tentative="1">
+      <w:start w:val="1"/>
+      <w:numFmt w:val="bullet"/>
+      <w:lvlText w:val=""/>
+      <w:lvlJc w:val="left"/>
+      <w:pPr>
+        <w:ind w:left="2880" w:hanging="360"/>
+      </w:pPr>
+      <w:rPr>
+        <w:rFonts w:ascii="Symbol" w:hAnsi="Symbol" w:hint="default"/>
+      </w:rPr>
+    </w:lvl>
+    <w:lvl w:ilvl="4" w:tplc="08090003" w:tentative="1">
+      <w:start w:val="1"/>
+      <w:numFmt w:val="bullet"/>
+      <w:lvlText w:val="o"/>
+      <w:lvlJc w:val="left"/>
+      <w:pPr>
+        <w:ind w:left="3600" w:hanging="360"/>
+      </w:pPr>
+      <w:rPr>
+        <w:rFonts w:ascii="Courier New" w:hAnsi="Courier New" w:cs="Courier New" w:hint="default"/>
+      </w:rPr>
+    </w:lvl>
+    <w:lvl w:ilvl="5" w:tplc="08090005" w:tentative="1">
+      <w:start w:val="1"/>
+      <w:numFmt w:val="bullet"/>
+      <w:lvlText w:val=""/>
+      <w:lvlJc w:val="left"/>
+      <w:pPr>
+        <w:ind w:left="4320" w:hanging="360"/>
+      </w:pPr>
+      <w:rPr>
+        <w:rFonts w:ascii="Wingdings" w:hAnsi="Wingdings" w:hint="default"/>
+      </w:rPr>
+    </w:lvl>
+    <w:lvl w:ilvl="6" w:tplc="08090001" w:tentative="1">
+      <w:start w:val="1"/>
+      <w:numFmt w:val="bullet"/>
+      <w:lvlText w:val=""/>
+      <w:lvlJc w:val="left"/>
+      <w:pPr>
+        <w:ind w:left="5040" w:hanging="360"/>
+      </w:pPr>
+      <w:rPr>
+        <w:rFonts w:ascii="Symbol" w:hAnsi="Symbol" w:hint="default"/>
+      </w:rPr>
+    </w:lvl>
+    <w:lvl w:ilvl="7" w:tplc="08090003" w:tentative="1">
+      <w:start w:val="1"/>
+      <w:numFmt w:val="bullet"/>
+      <w:lvlText w:val="o"/>
+      <w:lvlJc w:val="left"/>
+      <w:pPr>
+        <w:ind w:left="5760" w:hanging="360"/>
+      </w:pPr>
+      <w:rPr>
+        <w:rFonts w:ascii="Courier New" w:hAnsi="Courier New" w:cs="Courier New" w:hint="default"/>
+      </w:rPr>
+    </w:lvl>
+    <w:lvl w:ilvl="8" w:tplc="08090005" w:tentative="1">
+      <w:start w:val="1"/>
+      <w:numFmt w:val="bullet"/>
+      <w:lvlText w:val=""/>
+      <w:lvlJc w:val="left"/>
+      <w:pPr>
+        <w:ind w:left="6480" w:hanging="360"/>
+      </w:pPr>
+      <w:rPr>
+        <w:rFonts w:ascii="Wingdings" w:hAnsi="Wingdings" w:hint="default"/>
+      </w:rPr>
+    </w:lvl>
+  </w:abstractNum>
+  <w:abstractNum w:abstractNumId="3" w15:restartNumberingAfterBreak="0">
     <w:nsid w:val="503E2857"/>
     <w:multiLevelType w:val="hybridMultilevel"/>
     <w:tmpl w:val="B466586C"/>
@@ -957,7 +1200,7 @@
       </w:rPr>
     </w:lvl>
   </w:abstractNum>
-  <w:abstractNum w:abstractNumId="3" w15:restartNumberingAfterBreak="0">
+  <w:abstractNum w:abstractNumId="4" w15:restartNumberingAfterBreak="0">
     <w:nsid w:val="5E4014BB"/>
     <w:multiLevelType w:val="hybridMultilevel"/>
     <w:tmpl w:val="821609C0"/>
@@ -1070,7 +1313,120 @@
       </w:rPr>
     </w:lvl>
   </w:abstractNum>
-  <w:abstractNum w:abstractNumId="4" w15:restartNumberingAfterBreak="0">
+  <w:abstractNum w:abstractNumId="5" w15:restartNumberingAfterBreak="0">
+    <w:nsid w:val="669E0D75"/>
+    <w:multiLevelType w:val="hybridMultilevel"/>
+    <w:tmpl w:val="DDACAB2C"/>
+    <w:lvl w:ilvl="0" w:tplc="08090001">
+      <w:start w:val="1"/>
+      <w:numFmt w:val="bullet"/>
+      <w:lvlText w:val=""/>
+      <w:lvlJc w:val="left"/>
+      <w:pPr>
+        <w:ind w:left="720" w:hanging="360"/>
+      </w:pPr>
+      <w:rPr>
+        <w:rFonts w:ascii="Symbol" w:hAnsi="Symbol" w:hint="default"/>
+      </w:rPr>
+    </w:lvl>
+    <w:lvl w:ilvl="1" w:tplc="08090003" w:tentative="1">
+      <w:start w:val="1"/>
+      <w:numFmt w:val="bullet"/>
+      <w:lvlText w:val="o"/>
+      <w:lvlJc w:val="left"/>
+      <w:pPr>
+        <w:ind w:left="1440" w:hanging="360"/>
+      </w:pPr>
+      <w:rPr>
+        <w:rFonts w:ascii="Courier New" w:hAnsi="Courier New" w:cs="Courier New" w:hint="default"/>
+      </w:rPr>
+    </w:lvl>
+    <w:lvl w:ilvl="2" w:tplc="08090005" w:tentative="1">
+      <w:start w:val="1"/>
+      <w:numFmt w:val="bullet"/>
+      <w:lvlText w:val=""/>
+      <w:lvlJc w:val="left"/>
+      <w:pPr>
+        <w:ind w:left="2160" w:hanging="360"/>
+      </w:pPr>
+      <w:rPr>
+        <w:rFonts w:ascii="Wingdings" w:hAnsi="Wingdings" w:hint="default"/>
+      </w:rPr>
+    </w:lvl>
+    <w:lvl w:ilvl="3" w:tplc="08090001" w:tentative="1">
+      <w:start w:val="1"/>
+      <w:numFmt w:val="bullet"/>
+      <w:lvlText w:val=""/>
+      <w:lvlJc w:val="left"/>
+      <w:pPr>
+        <w:ind w:left="2880" w:hanging="360"/>
+      </w:pPr>
+      <w:rPr>
+        <w:rFonts w:ascii="Symbol" w:hAnsi="Symbol" w:hint="default"/>
+      </w:rPr>
+    </w:lvl>
+    <w:lvl w:ilvl="4" w:tplc="08090003" w:tentative="1">
+      <w:start w:val="1"/>
+      <w:numFmt w:val="bullet"/>
+      <w:lvlText w:val="o"/>
+      <w:lvlJc w:val="left"/>
+      <w:pPr>
+        <w:ind w:left="3600" w:hanging="360"/>
+      </w:pPr>
+      <w:rPr>
+        <w:rFonts w:ascii="Courier New" w:hAnsi="Courier New" w:cs="Courier New" w:hint="default"/>
+      </w:rPr>
+    </w:lvl>
+    <w:lvl w:ilvl="5" w:tplc="08090005" w:tentative="1">
+      <w:start w:val="1"/>
+      <w:numFmt w:val="bullet"/>
+      <w:lvlText w:val=""/>
+      <w:lvlJc w:val="left"/>
+      <w:pPr>
+        <w:ind w:left="4320" w:hanging="360"/>
+      </w:pPr>
+      <w:rPr>
+        <w:rFonts w:ascii="Wingdings" w:hAnsi="Wingdings" w:hint="default"/>
+      </w:rPr>
+    </w:lvl>
+    <w:lvl w:ilvl="6" w:tplc="08090001" w:tentative="1">
+      <w:start w:val="1"/>
+      <w:numFmt w:val="bullet"/>
+      <w:lvlText w:val=""/>
+      <w:lvlJc w:val="left"/>
+      <w:pPr>
+        <w:ind w:left="5040" w:hanging="360"/>
+      </w:pPr>
+      <w:rPr>
+        <w:rFonts w:ascii="Symbol" w:hAnsi="Symbol" w:hint="default"/>
+      </w:rPr>
+    </w:lvl>
+    <w:lvl w:ilvl="7" w:tplc="08090003" w:tentative="1">
+      <w:start w:val="1"/>
+      <w:numFmt w:val="bullet"/>
+      <w:lvlText w:val="o"/>
+      <w:lvlJc w:val="left"/>
+      <w:pPr>
+        <w:ind w:left="5760" w:hanging="360"/>
+      </w:pPr>
+      <w:rPr>
+        <w:rFonts w:ascii="Courier New" w:hAnsi="Courier New" w:cs="Courier New" w:hint="default"/>
+      </w:rPr>
+    </w:lvl>
+    <w:lvl w:ilvl="8" w:tplc="08090005" w:tentative="1">
+      <w:start w:val="1"/>
+      <w:numFmt w:val="bullet"/>
+      <w:lvlText w:val=""/>
+      <w:lvlJc w:val="left"/>
+      <w:pPr>
+        <w:ind w:left="6480" w:hanging="360"/>
+      </w:pPr>
+      <w:rPr>
+        <w:rFonts w:ascii="Wingdings" w:hAnsi="Wingdings" w:hint="default"/>
+      </w:rPr>
+    </w:lvl>
+  </w:abstractNum>
+  <w:abstractNum w:abstractNumId="6" w15:restartNumberingAfterBreak="0">
     <w:nsid w:val="71C326CD"/>
     <w:multiLevelType w:val="hybridMultilevel"/>
     <w:tmpl w:val="92569B7A"/>
@@ -1184,21 +1540,35 @@
     </w:lvl>
   </w:abstractNum>
   <w:num w:numId="1" w16cid:durableId="345442429">
-    <w:abstractNumId w:val="3"/>
+    <w:abstractNumId w:val="4"/>
   </w:num>
   <w:num w:numId="2" w16cid:durableId="1186596625">
     <w:abstractNumId w:val="0"/>
   </w:num>
   <w:num w:numId="3" w16cid:durableId="187380741">
-    <w:abstractNumId w:val="4"/>
+    <w:abstractNumId w:val="6"/>
   </w:num>
   <w:num w:numId="4" w16cid:durableId="1035161221">
     <w:abstractNumId w:val="1"/>
   </w:num>
   <w:num w:numId="5" w16cid:durableId="2024161580">
+    <w:abstractNumId w:val="3"/>
+  </w:num>
+  <w:num w:numId="6" w16cid:durableId="912859897">
+    <w:abstractNumId w:val="5"/>
+  </w:num>
+  <w:num w:numId="7" w16cid:durableId="1448037505">
     <w:abstractNumId w:val="2"/>
   </w:num>
 </w:numbering>
+</file>
+
+<file path=word/people.xml><?xml version="1.0" encoding="utf-8"?>
+<w15:people xmlns:wpc="http://schemas.microsoft.com/office/word/2010/wordprocessingCanvas" xmlns:cx="http://schemas.microsoft.com/office/drawing/2014/chartex" xmlns:cx1="http://schemas.microsoft.com/office/drawing/2015/9/8/chartex" xmlns:cx2="http://schemas.microsoft.com/office/drawing/2015/10/21/chartex" xmlns:cx3="http://schemas.microsoft.com/office/drawing/2016/5/9/chartex" xmlns:cx4="http://schemas.microsoft.com/office/drawing/2016/5/10/chartex" xmlns:cx5="http://schemas.microsoft.com/office/drawing/2016/5/11/chartex" xmlns:cx6="http://schemas.microsoft.com/office/drawing/2016/5/12/chartex" xmlns:cx7="http://schemas.microsoft.com/office/drawing/2016/5/13/chartex" xmlns:cx8="http://schemas.microsoft.com/office/drawing/2016/5/14/chartex" xmlns:mc="http://schemas.openxmlformats.org/markup-compatibility/2006" xmlns:aink="http://schemas.microsoft.com/office/drawing/2016/ink" xmlns:am3d="http://schemas.microsoft.com/office/drawing/2017/model3d" xmlns:o="urn:schemas-microsoft-com:office:office" xmlns:oel="http://schemas.microsoft.com/office/2019/extlst" xmlns:r="http://schemas.openxmlformats.org/officeDocument/2006/relationships" xmlns:m="http://schemas.openxmlformats.org/officeDocument/2006/math" xmlns:v="urn:schemas-microsoft-com:vml" xmlns:wp14="http://schemas.microsoft.com/office/word/2010/wordprocessingDrawing" xmlns:wp="http://schemas.openxmlformats.org/drawingml/2006/wordprocessingDrawing" xmlns:w10="urn:schemas-microsoft-com:office:word" xmlns:w="http://schemas.openxmlformats.org/wordprocessingml/2006/main" xmlns:w14="http://schemas.microsoft.com/office/word/2010/wordml" xmlns:w15="http://schemas.microsoft.com/office/word/2012/wordml" xmlns:w16cex="http://schemas.microsoft.com/office/word/2018/wordml/cex" xmlns:w16cid="http://schemas.microsoft.com/office/word/2016/wordml/cid" xmlns:w16="http://schemas.microsoft.com/office/word/2018/wordml" xmlns:w16du="http://schemas.microsoft.com/office/word/2023/wordml/word16du" xmlns:w16sdtdh="http://schemas.microsoft.com/office/word/2020/wordml/sdtdatahash" xmlns:w16sdtfl="http://schemas.microsoft.com/office/word/2024/wordml/sdtformatlock" xmlns:w16se="http://schemas.microsoft.com/office/word/2015/wordml/symex" xmlns:wpg="http://schemas.microsoft.com/office/word/2010/wordprocessingGroup" xmlns:wpi="http://schemas.microsoft.com/office/word/2010/wordprocessingInk" xmlns:wne="http://schemas.microsoft.com/office/word/2006/wordml" xmlns:wps="http://schemas.microsoft.com/office/word/2010/wordprocessingShape" mc:Ignorable="w14 w15 w16se w16cid w16 w16cex w16sdtdh w16sdtfl w16du wp14">
+  <w15:person w15:author="Woods, Andy">
+    <w15:presenceInfo w15:providerId="AD" w15:userId="S::Andy.Woods@rhul.ac.uk::1f14b3a1-f1dd-4da3-82b5-993b98b7bcdb"/>
+  </w15:person>
+</w15:people>
 </file>
 
 <file path=word/styles.xml><?xml version="1.0" encoding="utf-8"?>
@@ -1756,6 +2126,19 @@
       <w:lang w:val="en-GB"/>
     </w:rPr>
   </w:style>
+  <w:style w:type="paragraph" w:styleId="Revision">
+    <w:name w:val="Revision"/>
+    <w:hidden/>
+    <w:uiPriority w:val="99"/>
+    <w:semiHidden/>
+    <w:rsid w:val="00F825E9"/>
+    <w:pPr>
+      <w:spacing w:after="0" w:line="240" w:lineRule="auto"/>
+    </w:pPr>
+    <w:rPr>
+      <w:lang w:val="en-GB"/>
+    </w:rPr>
+  </w:style>
 </w:styles>
 </file>
 
